--- a/templates/anaplirotes/epa/apofasi/anapirias.docx
+++ b/templates/anaplirotes/epa/apofasi/anapirias.docx
@@ -2407,15 +2407,17 @@
           <w:sz w:val="22"/>
           <w:szCs w:val="22"/>
         </w:rPr>
-        <w:t xml:space="preserve">         </w:t>
-      </w:r>
-      <w:r>
-        <w:rPr>
-          <w:rFonts w:cs="Calibri" w:ascii="Calibri" w:hAnsi="Calibri"/>
-          <w:sz w:val="22"/>
-          <w:szCs w:val="22"/>
-        </w:rPr>
-        <w:t xml:space="preserve">8. Την από {{ imerominia_aitisis }} αίτηση του {{ onomateponymo }}, αναπληρωτή     εκπαιδευτικού ΕΣΠΑ κλάδου {{ klados }}-{{ klados_perigrafi }} </w:t>
+        <w:t xml:space="preserve"/>
+        <w:br/>
+        <w:t xml:space="preserve"/>
+      </w:r>
+      <w:r>
+        <w:rPr>
+          <w:rFonts w:cs="Calibri" w:ascii="Calibri" w:hAnsi="Calibri"/>
+          <w:sz w:val="22"/>
+          <w:szCs w:val="22"/>
+        </w:rPr>
+        <w:t xml:space="preserve">8. Την από {{ imerominia_aitisis }} αίτηση του {{ onomateponymo_gen }}, αναπληρωτή     εκπαιδευτικού ΕΣΠΑ κλάδου {{ klados }}-{{ klados_perigrafi }} </w:t>
       </w:r>
     </w:p>
     <w:p>
@@ -2437,7 +2439,9 @@
           <w:sz w:val="22"/>
           <w:szCs w:val="22"/>
         </w:rPr>
-        <w:t xml:space="preserve">        </w:t>
+        <w:t xml:space="preserve"/>
+        <w:br/>
+        <w:t xml:space="preserve"/>
       </w:r>
       <w:r>
         <w:rPr>
@@ -2525,7 +2529,7 @@
           <w:szCs w:val="22"/>
           <w:u w:val="none"/>
         </w:rPr>
-        <w:t xml:space="preserve">Χορηγούμε {{ ston_stin }} κ. {{ onomateponymo }}, {{ anaplirotis_ait }} εκπαιδευτικό ΕΣΠΑ,  κλάδου {{ klados }}-{{ klados_perigrafi }}, ειδική άδεια αναπηρίας {{ imeres_olografos }} ({{ imeres_arithmitika }}) {{ ergasimon }} {{ imeres_lexi }} από {{ imerominia_apo }} έως  και {{ imerominia_eos }}</w:t>
+        <w:t xml:space="preserve">Χορηγούμε {{ ston_stin }} κ. {{ onomateponymo_ait }}, {{ anaplirotis_ait }} εκπαιδευτικό ΕΣΠΑ,  κλάδου {{ klados }}-{{ klados_perigrafi }}, ειδική άδεια αναπηρίας {{ imeres_olografos }} ({{ imeres_arithmitika }}) {{ ergasimon }} {{ imeres_lexi }} από {{ imerominia_apo }} έως  και {{ imerominia_eos }}</w:t>
       </w:r>
       <w:r>
         <w:rPr>
